--- a/document_templates/russian_library/Исковые_заявления/Процессуальные_документы/шаблон_Исковое_заявление_по_гражданскому_делу.docx
+++ b/document_templates/russian_library/Исковые_заявления/Процессуальные_документы/шаблон_Исковое_заявление_по_гражданскому_делу.docx
@@ -51,7 +51,6 @@
           <w:lang w:val="en-US"/>
         </w:rPr>
       </w:pPr>
-      <w:proofErr w:type="gramStart"/>
       <w:r>
         <w:rPr>
           <w:rFonts w:ascii="Times New Roman" w:hAnsi="Times New Roman" w:cs="Times New Roman"/>
@@ -59,7 +58,7 @@
           <w:szCs w:val="24"/>
           <w:lang w:val="en-US"/>
         </w:rPr>
-        <w:t>{{ court_w_t_w_r_w_prooferr_w_type_gramend_w_r_w_rpr_w_rfonts_w_ascii_times_new_roman_w_hansi_times_new_roman_w_cs_times_new_roman_w_sz_w_val_24_w_szcs_w_val_24_w_lang_w_val_en_us_w_rpr_w_t_xml_space_preserve_address }}</w:t>
+        <w:t>{{ court_address }}</w:t>
       </w:r>
     </w:p>
     <w:p>
@@ -124,7 +123,7 @@
           <w:sz w:val="24"/>
           <w:szCs w:val="24"/>
         </w:rPr>
-        <w:t xml:space="preserve">{{ w_t_w_r_w_r_w_rpr_w_rfonts_w_ascii_times_new_roman_w_hansi_times_new_roman_w_cs_times_new_roman_w_sz_w_val_24_w_szcs_w_val_24_w_lang_w_val_en_us_w_rpr_w_t_plaintiff_w_t_w_r_w_r_w_rsidrpr_00665736_w_rpr_w_rfonts_w_ascii_times_new_roman_w_hansi_times_new_roman_w_cs_times_new_roman_w_sz_w_val_24_w_szcs_w_val_24_w_rpr_w_t_xml_space_preserve_w_t_w_r_w_r_w_rpr_w_rfonts_w_ascii_times_new_roman_w_hansi_times_new_roman_w_cs_times_new_roman_w_sz_w_val_24_w_szcs_w_val_24_w_lang_w_val_en_us_w_rpr_w_t_passport_w_t_w_r_w_r_w_rsidrpr_00665736_w_rpr_w_rfonts_w_ascii_times_new_roman_w_hansi_times_new_roman_w_cs_times_new_roman_w_sz_w_val_24_w_szcs_w_val_24_w_rpr_w_t_xml_space_preserve }}</w:t>
+        <w:t xml:space="preserve">{{ plaintiff_passport }}</w:t>
       </w:r>
     </w:p>
     <w:p>
@@ -151,7 +150,7 @@
           <w:sz w:val="24"/>
           <w:szCs w:val="24"/>
         </w:rPr>
-        <w:t xml:space="preserve">{{ w_t_w_r_w_r_w_rsidr_00665736_w_rpr_w_rfonts_w_ascii_times_new_roman_w_hansi_times_new_roman_w_cs_times_new_roman_w_sz_w_val_24_w_szcs_w_val_24_w_lang_w_val_en_us_w_rpr_w_t_defendant_w_t_w_r_w_r_w_rsidr_00665736_w_rsidrpr_00665736_w_rpr_w_rfonts_w_ascii_times_new_roman_w_hansi_times_new_roman_w_cs_times_new_roman_w_sz_w_val_24_w_szcs_w_val_24_w_rpr_w_t_xml_space_preserve }}</w:t>
+        <w:t xml:space="preserve">{{ defendant }}</w:t>
       </w:r>
     </w:p>
     <w:p>
@@ -206,7 +205,7 @@
           <w:szCs w:val="24"/>
           <w:lang w:val="en-US"/>
         </w:rPr>
-        <w:t xml:space="preserve">{{ w_t_w_r_w_r_w_rsidr_00665736_w_rpr_w_rfonts_w_ascii_times_new_roman_w_hansi_times_new_roman_w_cs_times_new_roman_w_sz_w_val_24_w_szcs_w_val_24_w_lang_w_val_en_us_w_rpr_w_t_defendant_w_t_w_r_w_r_w_rsidr_00665736_w_rsidrpr_00665736_w_rpr_w_rfonts_w_ascii_times_new_roman_w_hansi_times_new_roman_w_cs_times_new_roman_w_sz_w_val_24_w_szcs_w_val_24_w_lang_w_val_en_us_w_rpr_w_t_xml_space_preserve_w_t_w_r_w_r_w_rsidr_00665736_w_rpr_w_rfonts_w_ascii_times_new_roman_w_hansi_times_new_roman_w_cs_times_new_roman_w_sz_w_val_24_w_szcs_w_val_24_w_lang_w_val_en_us_w_rpr_w_t_registration_w_t_w_r_w_r_w_rsidr_00665736_w_rsidrpr_00665736_w_rpr_w_rfonts_w_ascii_times_new_roman_w_hansi_times_new_roman_w_cs_times_new_roman_w_sz_w_val_24_w_szcs_w_val_24_w_lang_w_val_en_us_w_rpr_w_t_xml_space_preserve_w_t_w_r_w_r_w_rsidr_00665736_w_rpr_w_rfonts_w_ascii_times_new_roman_w_hansi_times_new_roman_w_cs_times_new_roman_w_sz_w_val_24_w_szcs_w_val_24_w_lang_w_val_en_us_w_rpr_w_t_address }}</w:t>
+        <w:t xml:space="preserve">{{ defendant_registration }}</w:t>
       </w:r>
     </w:p>
     <w:p>
@@ -266,7 +265,7 @@
           <w:sz w:val="24"/>
           <w:szCs w:val="24"/>
         </w:rPr>
-        <w:t xml:space="preserve">{{ w_t_w_r_w_r_w_rsidr_00665736_w_rpr_w_rfonts_w_ascii_times_new_roman_w_hansi_times_new_roman_w_cs_times_new_roman_w_sz_w_val_24_w_szcs_w_val_24_w_lang_w_val_en_us_w_rpr_w_t_party_w_t_w_r_w_r_w_rsidr_00665736_w_rsidrpr_00665736_w_rpr_w_rfonts_w_ascii_times_new_roman_w_hansi_times_new_roman_w_cs_times_new_roman_w_sz_w_val_24_w_szcs_w_val_24_w_rpr_w_t_xml_space_preserve_1 }}</w:t>
+        <w:t xml:space="preserve">{{ party }}</w:t>
       </w:r>
       <w:r>
         <w:rPr>
@@ -282,7 +281,7 @@
           <w:sz w:val="24"/>
           <w:szCs w:val="24"/>
         </w:rPr>
-        <w:t xml:space="preserve">{{ w_t_w_r_w_r_w_rsidr_00665736_w_rpr_w_rfonts_w_ascii_times_new_roman_w_hansi_times_new_roman_w_cs_times_new_roman_w_sz_w_val_24_w_szcs_w_val_24_w_lang_w_val_en_us_w_rpr_w_t_party_w_t_w_r_w_r_w_rsidr_00665736_w_rsidrpr_00665736_w_rpr_w_rfonts_w_ascii_times_new_roman_w_hansi_times_new_roman_w_cs_times_new_roman_w_sz_w_val_24_w_szcs_w_val_24_w_rpr_w_t_xml_space_preserve_2 }}</w:t>
+        <w:t xml:space="preserve">{{ party }}</w:t>
       </w:r>
       <w:r>
         <w:rPr>
@@ -298,7 +297,7 @@
           <w:sz w:val="24"/>
           <w:szCs w:val="24"/>
         </w:rPr>
-        <w:t xml:space="preserve">{{ w_t_w_r_w_r_w_rsidr_00665736_w_rpr_w_rfonts_w_ascii_times_new_roman_w_hansi_times_new_roman_w_cs_times_new_roman_w_sz_w_val_24_w_szcs_w_val_24_w_lang_w_val_en_us_w_rpr_w_t_contract_w_t_w_r_w_r_w_rsidr_00665736_w_rsidrpr_00665736_w_rpr_w_rfonts_w_ascii_times_new_roman_w_hansi_times_new_roman_w_cs_times_new_roman_w_sz_w_val_24_w_szcs_w_val_24_w_rpr_w_t_xml_space_preserve_w_t_w_r_w_r_w_rsidr_00665736_w_rpr_w_rfonts_w_ascii_times_new_roman_w_hansi_times_new_roman_w_cs_times_new_roman_w_sz_w_val_24_w_szcs_w_val_24_w_lang_w_val_en_us_w_rpr_w_t_type_w_t_w_r_w_r_w_rsidr_00665736_w_rsidrpr_00665736_w_rpr_w_rfonts_w_ascii_times_new_roman_w_hansi_times_new_roman_w_cs_times_new_roman_w_sz_w_val_24_w_szcs_w_val_24_w_rpr_w_t_xml_space_preserve }}</w:t>
+        <w:t xml:space="preserve">{{ contract_type }}</w:t>
       </w:r>
       <w:r>
         <w:rPr>
@@ -314,7 +313,7 @@
           <w:sz w:val="24"/>
           <w:szCs w:val="24"/>
         </w:rPr>
-        <w:t xml:space="preserve">{{ w_t_w_r_w_r_w_rsidr_00665736_w_rpr_w_rfonts_w_ascii_times_new_roman_w_hansi_times_new_roman_w_cs_times_new_roman_w_sz_w_val_24_w_szcs_w_val_24_w_lang_w_val_en_us_w_rpr_w_t_contract_w_t_w_r_w_r_w_rsidr_00665736_w_rsidrpr_00665736_w_rpr_w_rfonts_w_ascii_times_new_roman_w_hansi_times_new_roman_w_cs_times_new_roman_w_sz_w_val_24_w_szcs_w_val_24_w_rpr_w_t_xml_space_preserve_w_t_w_r_w_r_w_rsidr_00665736_w_rpr_w_rfonts_w_ascii_times_new_roman_w_hansi_times_new_roman_w_cs_times_new_roman_w_sz_w_val_24_w_szcs_w_val_24_w_lang_w_val_en_us_w_rpr_w_t_number_w_t_w_r_w_r_w_rsidr_00665736_w_rsidrpr_00665736_w_rpr_w_rfonts_w_ascii_times_new_roman_w_hansi_times_new_roman_w_cs_times_new_roman_w_sz_w_val_24_w_szcs_w_val_24_w_rpr_w_t_xml_space_preserve }}</w:t>
+        <w:t xml:space="preserve">{{ contract_number }}</w:t>
       </w:r>
       <w:r>
         <w:rPr>
@@ -330,7 +329,7 @@
           <w:sz w:val="24"/>
           <w:szCs w:val="24"/>
         </w:rPr>
-        <w:t xml:space="preserve"> {{ w_t_w_r_w_r_w_rsidr_00665736_w_rpr_w_rfonts_w_ascii_times_new_roman_w_hansi_times_new_roman_w_cs_times_new_roman_w_sz_w_val_24_w_szcs_w_val_24_w_lang_w_val_en_us_w_rpr_w_t_contract_w_t_w_r_w_r_w_rsidr_00665736_w_rsidrpr_00665736_w_rpr_w_rfonts_w_ascii_times_new_roman_w_hansi_times_new_roman_w_cs_times_new_roman_w_sz_w_val_24_w_szcs_w_val_24_w_rpr_w_t_xml_space_preserve_w_t_w_r_w_r_w_rsidr_00665736_w_rpr_w_rfonts_w_ascii_times_new_roman_w_hansi_times_new_roman_w_cs_times_new_roman_w_sz_w_val_24_w_szcs_w_val_24_w_lang_w_val_en_us_w_rpr_w_t_date_w_t_w_r_w_r_w_rsidr_00665736_w_rsidrpr_00665736_w_rpr_w_rfonts_w_ascii_times_new_roman_w_hansi_times_new_roman_w_cs_times_new_roman_w_sz_w_val_24_w_szcs_w_val_24_w_rpr_w_t_xml_space_preserve }}</w:t>
+        <w:t xml:space="preserve"> {{ contract_date }}</w:t>
       </w:r>
       <w:r>
         <w:rPr>
@@ -346,7 +345,7 @@
           <w:sz w:val="24"/>
           <w:szCs w:val="24"/>
         </w:rPr>
-        <w:t xml:space="preserve">{{ w_t_w_r_w_r_w_rsidr_00665736_w_rpr_w_rfonts_w_ascii_times_new_roman_w_hansi_times_new_roman_w_cs_times_new_roman_w_sz_w_val_24_w_szcs_w_val_24_w_lang_w_val_en_us_w_rpr_w_t_plaintiff_w_t_w_r_w_r_w_rsidr_00665736_w_rsidrpr_00665736_w_rpr_w_rfonts_w_ascii_times_new_roman_w_hansi_times_new_roman_w_cs_times_new_roman_w_sz_w_val_24_w_szcs_w_val_24_w_rpr_w_t_xml_space_preserve_w_t_w_r_w_r_w_rsidr_00665736_w_rpr_w_rfonts_w_ascii_times_new_roman_w_hansi_times_new_roman_w_cs_times_new_roman_w_sz_w_val_24_w_szcs_w_val_24_w_lang_w_val_en_us_w_rpr_w_t_role_w_t_w_r_w_r_w_rsidr_00665736_w_rsidrpr_00665736_w_rpr_w_rfonts_w_ascii_times_new_roman_w_hansi_times_new_roman_w_cs_times_new_roman_w_sz_w_val_24_w_szcs_w_val_24_w_rpr_w_t_xml_space_preserve }}</w:t>
+        <w:t xml:space="preserve">{{ plaintiff_role }}</w:t>
       </w:r>
       <w:r>
         <w:rPr>
@@ -362,7 +361,7 @@
           <w:sz w:val="24"/>
           <w:szCs w:val="24"/>
         </w:rPr>
-        <w:t xml:space="preserve">{{ w_t_w_r_w_r_w_rsidr_00665736_w_rpr_w_rfonts_w_ascii_times_new_roman_w_hansi_times_new_roman_w_cs_times_new_roman_w_sz_w_val_24_w_szcs_w_val_24_w_lang_w_val_en_us_w_rpr_w_t_defendant_w_t_w_r_w_r_w_rsidr_00665736_w_rsidrpr_00665736_w_rpr_w_rfonts_w_ascii_times_new_roman_w_hansi_times_new_roman_w_cs_times_new_roman_w_sz_w_val_24_w_szcs_w_val_24_w_rpr_w_t_xml_space_preserve_w_t_w_r_w_r_w_rsidr_00665736_w_rpr_w_rfonts_w_ascii_times_new_roman_w_hansi_times_new_roman_w_cs_times_new_roman_w_sz_w_val_24_w_szcs_w_val_24_w_lang_w_val_en_us_w_rpr_w_t_role_w_t_w_r_w_r_w_rsidr_00665736_w_rsidrpr_00665736_w_rpr_w_rfonts_w_ascii_times_new_roman_w_hansi_times_new_roman_w_cs_times_new_roman_w_sz_w_val_24_w_szcs_w_val_24_w_rpr_w_t_xml_space_preserve }}</w:t>
+        <w:t xml:space="preserve">{{ defendant_role }}</w:t>
       </w:r>
       <w:r>
         <w:rPr>
@@ -378,7 +377,7 @@
           <w:sz w:val="24"/>
           <w:szCs w:val="24"/>
         </w:rPr>
-        <w:t xml:space="preserve">{{ w_t_w_r_w_r_w_rsidr_00665736_w_rpr_w_rfonts_w_ascii_times_new_roman_w_hansi_times_new_roman_w_cs_times_new_roman_w_sz_w_val_24_w_szcs_w_val_24_w_lang_w_val_en_us_w_rpr_w_t_plaintiff_w_t_w_r_w_r_w_rsidr_00665736_w_rsidrpr_00665736_w_rpr_w_rfonts_w_ascii_times_new_roman_w_hansi_times_new_roman_w_cs_times_new_roman_w_sz_w_val_24_w_szcs_w_val_24_w_rpr_w_t_xml_space_preserve_w_t_w_r_w_r_w_rsidr_00665736_w_rpr_w_rfonts_w_ascii_times_new_roman_w_hansi_times_new_roman_w_cs_times_new_roman_w_sz_w_val_24_w_szcs_w_val_24_w_lang_w_val_en_us_w_rpr_w_t_obligations_w_t_w_r_w_r_w_rsidr_00665736_w_rsidrpr_00665736_w_rpr_w_rfonts_w_ascii_times_new_roman_w_hansi_times_new_roman_w_cs_times_new_roman_w_sz_w_val_24_w_szcs_w_val_24_w_rpr_w_t_xml_space_preserve }},</w:t>
+        <w:t xml:space="preserve">{{ plaintiff_obligations }},</w:t>
       </w:r>
       <w:r>
         <w:rPr>
@@ -394,7 +393,7 @@
           <w:sz w:val="24"/>
           <w:szCs w:val="24"/>
         </w:rPr>
-        <w:t xml:space="preserve">{{ w_t_w_r_w_r_w_rsidr_00665736_w_rpr_w_rfonts_w_ascii_times_new_roman_w_hansi_times_new_roman_w_cs_times_new_roman_w_sz_w_val_24_w_szcs_w_val_24_w_lang_w_val_en_us_w_rpr_w_t_defendant_w_t_w_r_w_r_w_rsidr_00665736_w_rsidrpr_00665736_w_rpr_w_rfonts_w_ascii_times_new_roman_w_hansi_times_new_roman_w_cs_times_new_roman_w_sz_w_val_24_w_szcs_w_val_24_w_rpr_w_t_xml_space_preserve_w_t_w_r_w_r_w_rsidr_00665736_w_rpr_w_rfonts_w_ascii_times_new_roman_w_hansi_times_new_roman_w_cs_times_new_roman_w_sz_w_val_24_w_szcs_w_val_24_w_lang_w_val_en_us_w_rpr_w_t_obligations_w_t_w_r_w_r_w_rsidr_00665736_w_rsidrpr_00665736_w_rpr_w_rfonts_w_ascii_times_new_roman_w_hansi_times_new_roman_w_cs_times_new_roman_w_sz_w_val_24_w_szcs_w_val_24_w_rpr_w_t_xml_space_preserve }} </w:t>
+        <w:t xml:space="preserve">{{ defendant_obligations }} </w:t>
       </w:r>
       <w:r>
         <w:rPr>
@@ -418,7 +417,7 @@
           <w:sz w:val="24"/>
           <w:szCs w:val="24"/>
         </w:rPr>
-        <w:t xml:space="preserve">{{ w_t_w_r_w_r_w_rsidr_00665736_w_rpr_w_rfonts_w_ascii_times_new_roman_w_hansi_times_new_roman_w_cs_times_new_roman_w_sz_w_val_24_w_szcs_w_val_24_w_lang_w_val_en_us_w_rpr_w_t_payment_w_t_w_r_w_r_w_rsidr_00665736_w_rsidrpr_00665736_w_rpr_w_rfonts_w_ascii_times_new_roman_w_hansi_times_new_roman_w_cs_times_new_roman_w_sz_w_val_24_w_szcs_w_val_24_w_rpr_w_t_xml_space_preserve_w_t_w_r_w_r_w_rsidr_00665736_w_rpr_w_rfonts_w_ascii_times_new_roman_w_hansi_times_new_roman_w_cs_times_new_roman_w_sz_w_val_24_w_szcs_w_val_24_w_lang_w_val_en_us_w_rpr_w_t_amount_w_t_w_r_w_r_w_rsidr_00665736_w_rsidrpr_00665736_w_rpr_w_rfonts_w_ascii_times_new_roman_w_hansi_times_new_roman_w_cs_times_new_roman_w_sz_w_val_24_w_szcs_w_val_24_w_rpr_w_t_xml_space_preserve }}</w:t>
+        <w:t xml:space="preserve">{{ payment_amount }}</w:t>
       </w:r>
       <w:r>
         <w:rPr>
@@ -481,7 +480,7 @@
           <w:sz w:val="24"/>
           <w:szCs w:val="24"/>
         </w:rPr>
-        <w:t>{{ w_t_w_r_w_r_w_rpr_w_rfonts_w_ascii_times_new_roman_w_hansi_times_new_roman_w_cs_times_new_roman_w_sz_w_val_24_w_szcs_w_val_24_w_lang_w_val_en_us_w_rpr_w_t_xml_space_preserve_claim_list }}</w:t>
+        <w:t>{{ claim_list }}</w:t>
       </w:r>
     </w:p>
     <w:p>
@@ -493,7 +492,6 @@
           <w:szCs w:val="24"/>
         </w:rPr>
       </w:pPr>
-      <w:proofErr w:type="gramStart"/>
       <w:r>
         <w:rPr>
           <w:rFonts w:ascii="Times New Roman" w:hAnsi="Times New Roman" w:cs="Times New Roman"/>
@@ -501,7 +499,7 @@
           <w:szCs w:val="24"/>
           <w:lang w:val="en-US"/>
         </w:rPr>
-        <w:t>{{ plaintiff_w_t_w_r_w_prooferr_w_type_gramend_w_r_w_rpr_w_rfonts_w_ascii_times_new_roman_w_hansi_times_new_roman_w_cs_times_new_roman_w_sz_w_val_24_w_szcs_w_val_24_w_lang_w_val_en_us_w_rpr_w_t_xml_space_preserve }}</w:t>
+        <w:t>{{ plaintiff }}</w:t>
       </w:r>
       <w:r>
         <w:rPr>
